--- a/brylmanual.docx
+++ b/brylmanual.docx
@@ -18474,14 +18474,311 @@
       <w:pPr>
         <w:pStyle w:val="PlainText"/>
         <w:rPr>
-          <w:rFonts w:ascii="Arial" w:hAnsi="Arial" w:cs="Arial"/>
-          <w:sz w:val="22"/>
-          <w:szCs w:val="22"/>
+          <w:rFonts w:ascii="Segoe UI" w:hAnsi="Segoe UI" w:cs="Segoe UI"/>
+          <w:b/>
+          <w:bCs/>
+          <w:caps/>
+          <w:color w:val="FFFFFF"/>
+          <w:spacing w:val="30"/>
+          <w:sz w:val="87"/>
+          <w:szCs w:val="87"/>
+          <w:shd w:val="clear" w:color="auto" w:fill="3A3D4A"/>
+        </w:rPr>
+      </w:pPr>
+    </w:p>
+    <w:p>
+      <w:pPr>
+        <w:pStyle w:val="PlainText"/>
+        <w:rPr>
+          <w:rFonts w:ascii="Segoe UI" w:hAnsi="Segoe UI" w:cs="Segoe UI"/>
+          <w:b/>
+          <w:bCs/>
+          <w:caps/>
+          <w:color w:val="FFFFFF"/>
+          <w:spacing w:val="30"/>
+          <w:sz w:val="87"/>
+          <w:szCs w:val="87"/>
+          <w:shd w:val="clear" w:color="auto" w:fill="3A3D4A"/>
+        </w:rPr>
+      </w:pPr>
+    </w:p>
+    <w:p>
+      <w:pPr>
+        <w:pStyle w:val="PlainText"/>
+        <w:rPr>
+          <w:rFonts w:ascii="Segoe UI" w:hAnsi="Segoe UI" w:cs="Segoe UI"/>
+          <w:b/>
+          <w:bCs/>
+          <w:caps/>
+          <w:color w:val="FFFFFF"/>
+          <w:spacing w:val="30"/>
+          <w:sz w:val="87"/>
+          <w:szCs w:val="87"/>
+          <w:shd w:val="clear" w:color="auto" w:fill="3A3D4A"/>
+        </w:rPr>
+      </w:pPr>
+    </w:p>
+    <w:p>
+      <w:pPr>
+        <w:pStyle w:val="PlainText"/>
+        <w:rPr>
+          <w:rFonts w:ascii="Segoe UI" w:hAnsi="Segoe UI" w:cs="Segoe UI"/>
+          <w:b/>
+          <w:bCs/>
+          <w:caps/>
+          <w:color w:val="FFFFFF"/>
+          <w:spacing w:val="30"/>
+          <w:sz w:val="87"/>
+          <w:szCs w:val="87"/>
+          <w:shd w:val="clear" w:color="auto" w:fill="3A3D4A"/>
+        </w:rPr>
+      </w:pPr>
+    </w:p>
+    <w:p>
+      <w:pPr>
+        <w:pStyle w:val="PlainText"/>
+        <w:jc w:val="center"/>
+        <w:rPr>
+          <w:rFonts w:ascii="Arial" w:hAnsi="Arial" w:cs="Arial"/>
+          <w:b/>
+          <w:bCs/>
+          <w:sz w:val="28"/>
+          <w:szCs w:val="28"/>
+        </w:rPr>
+      </w:pPr>
+      <w:r>
+        <w:rPr>
+          <w:rFonts w:ascii="Arial" w:hAnsi="Arial" w:cs="Arial"/>
+          <w:b/>
+          <w:bCs/>
+          <w:noProof/>
+          <w:sz w:val="28"/>
+          <w:szCs w:val="28"/>
+        </w:rPr>
+        <w:drawing>
+          <wp:inline distT="0" distB="0" distL="0" distR="0" wp14:anchorId="2AD6AD10" wp14:editId="3F327A3E">
+            <wp:extent cx="5865495" cy="6934200"/>
+            <wp:effectExtent l="0" t="0" r="1905" b="0"/>
+            <wp:docPr id="6" name="Picture 6"/>
+            <wp:cNvGraphicFramePr>
+              <a:graphicFrameLocks xmlns:a="http://schemas.openxmlformats.org/drawingml/2006/main" noChangeAspect="1"/>
+            </wp:cNvGraphicFramePr>
+            <a:graphic xmlns:a="http://schemas.openxmlformats.org/drawingml/2006/main">
+              <a:graphicData uri="http://schemas.openxmlformats.org/drawingml/2006/picture">
+                <pic:pic xmlns:pic="http://schemas.openxmlformats.org/drawingml/2006/picture">
+                  <pic:nvPicPr>
+                    <pic:cNvPr id="6" name="Picture 6"/>
+                    <pic:cNvPicPr/>
+                  </pic:nvPicPr>
+                  <pic:blipFill>
+                    <a:blip r:embed="rId43" cstate="print">
+                      <a:extLst>
+                        <a:ext uri="{28A0092B-C50C-407E-A947-70E740481C1C}">
+                          <a14:useLocalDpi xmlns:a14="http://schemas.microsoft.com/office/drawing/2010/main" val="0"/>
+                        </a:ext>
+                      </a:extLst>
+                    </a:blip>
+                    <a:stretch>
+                      <a:fillRect/>
+                    </a:stretch>
+                  </pic:blipFill>
+                  <pic:spPr>
+                    <a:xfrm>
+                      <a:off x="0" y="0"/>
+                      <a:ext cx="5865495" cy="6934200"/>
+                    </a:xfrm>
+                    <a:prstGeom prst="rect">
+                      <a:avLst/>
+                    </a:prstGeom>
+                  </pic:spPr>
+                </pic:pic>
+              </a:graphicData>
+            </a:graphic>
+          </wp:inline>
+        </w:drawing>
+      </w:r>
+      <w:r>
+        <w:rPr>
+          <w:rFonts w:ascii="Arial" w:hAnsi="Arial" w:cs="Arial"/>
+          <w:b/>
+          <w:bCs/>
+          <w:sz w:val="28"/>
+          <w:szCs w:val="28"/>
+        </w:rPr>
+        <w:br/>
+      </w:r>
+    </w:p>
+    <w:p>
+      <w:pPr>
+        <w:pStyle w:val="PlainText"/>
+        <w:rPr>
+          <w:rFonts w:ascii="Arial" w:hAnsi="Arial" w:cs="Arial"/>
+          <w:b/>
+          <w:bCs/>
+          <w:sz w:val="28"/>
+          <w:szCs w:val="28"/>
+        </w:rPr>
+      </w:pPr>
+    </w:p>
+    <w:p>
+      <w:pPr>
+        <w:pStyle w:val="PlainText"/>
+        <w:rPr>
+          <w:rFonts w:ascii="Arial" w:hAnsi="Arial" w:cs="Arial"/>
+          <w:b/>
+          <w:bCs/>
+          <w:sz w:val="28"/>
+          <w:szCs w:val="28"/>
+        </w:rPr>
+      </w:pPr>
+      <w:r>
+        <w:rPr>
+          <w:rFonts w:ascii="Arial" w:hAnsi="Arial" w:cs="Arial"/>
+          <w:b/>
+          <w:bCs/>
+          <w:sz w:val="28"/>
+          <w:szCs w:val="28"/>
+        </w:rPr>
+        <w:t xml:space="preserve">LINKS: </w:t>
+      </w:r>
+    </w:p>
+    <w:p>
+      <w:pPr>
+        <w:pStyle w:val="PlainText"/>
+        <w:rPr>
+          <w:rFonts w:ascii="Arial" w:hAnsi="Arial" w:cs="Arial"/>
+          <w:b/>
+          <w:bCs/>
+          <w:sz w:val="28"/>
+          <w:szCs w:val="28"/>
+        </w:rPr>
+      </w:pPr>
+    </w:p>
+    <w:p>
+      <w:pPr>
+        <w:pStyle w:val="PlainText"/>
+        <w:rPr>
+          <w:rFonts w:ascii="Arial" w:hAnsi="Arial" w:cs="Arial"/>
+          <w:b/>
+          <w:bCs/>
+          <w:sz w:val="28"/>
+          <w:szCs w:val="28"/>
+        </w:rPr>
+      </w:pPr>
+      <w:hyperlink r:id="rId44" w:history="1">
+        <w:r>
+          <w:rPr>
+            <w:rStyle w:val="Hyperlink"/>
+            <w:rFonts w:ascii="Arial" w:hAnsi="Arial" w:cs="Arial"/>
+            <w:b/>
+            <w:bCs/>
+            <w:sz w:val="28"/>
+            <w:szCs w:val="28"/>
+          </w:rPr>
+          <w:t>https://github.com/brylrabadon/brylbooking.git</w:t>
+        </w:r>
+      </w:hyperlink>
+    </w:p>
+    <w:p>
+      <w:pPr>
+        <w:pStyle w:val="PlainText"/>
+        <w:rPr>
+          <w:rFonts w:ascii="Arial" w:hAnsi="Arial" w:cs="Arial"/>
+          <w:b/>
+          <w:bCs/>
+          <w:sz w:val="28"/>
+          <w:szCs w:val="28"/>
+        </w:rPr>
+      </w:pPr>
+    </w:p>
+    <w:p>
+      <w:pPr>
+        <w:pStyle w:val="PlainText"/>
+        <w:rPr>
+          <w:rFonts w:ascii="Arial" w:hAnsi="Arial" w:cs="Arial"/>
+          <w:b/>
+          <w:bCs/>
+          <w:sz w:val="28"/>
+          <w:szCs w:val="28"/>
+        </w:rPr>
+      </w:pPr>
+      <w:hyperlink r:id="rId45" w:history="1">
+        <w:r>
+          <w:rPr>
+            <w:rStyle w:val="Hyperlink"/>
+            <w:rFonts w:ascii="Arial" w:hAnsi="Arial" w:cs="Arial"/>
+            <w:b/>
+            <w:bCs/>
+            <w:sz w:val="28"/>
+            <w:szCs w:val="28"/>
+          </w:rPr>
+          <w:t>https://www.figma.com/board/vw60kkzxR89IERPFnB2hX9/RABADON-FIGMA?node-id=0-1&amp;t=8tCPXTuAqLFernJs-1</w:t>
+        </w:r>
+      </w:hyperlink>
+    </w:p>
+    <w:p>
+      <w:pPr>
+        <w:pStyle w:val="PlainText"/>
+        <w:rPr>
+          <w:rFonts w:ascii="Arial" w:hAnsi="Arial" w:cs="Arial"/>
+          <w:b/>
+          <w:bCs/>
+          <w:sz w:val="28"/>
+          <w:szCs w:val="28"/>
+        </w:rPr>
+      </w:pPr>
+    </w:p>
+    <w:p>
+      <w:pPr>
+        <w:pStyle w:val="PlainText"/>
+        <w:rPr>
+          <w:rFonts w:ascii="Arial" w:hAnsi="Arial" w:cs="Arial"/>
+          <w:b/>
+          <w:bCs/>
+          <w:sz w:val="28"/>
+          <w:szCs w:val="28"/>
+        </w:rPr>
+      </w:pPr>
+      <w:hyperlink r:id="rId46" w:history="1">
+        <w:r>
+          <w:rPr>
+            <w:rStyle w:val="Hyperlink"/>
+            <w:rFonts w:ascii="Arial" w:hAnsi="Arial" w:cs="Arial"/>
+            <w:b/>
+            <w:bCs/>
+            <w:sz w:val="28"/>
+            <w:szCs w:val="28"/>
+          </w:rPr>
+          <w:t>https://www.canva.com/design/DAHEHVeLmgk/LBhmq3tfGi47rENj1YOPpQ/edit?utm_content=DAHEHVeLmgk&amp;utm_campaign=designshare&amp;utm_medium=link2&amp;utm_source=sharebutton</w:t>
+        </w:r>
+      </w:hyperlink>
+    </w:p>
+    <w:p>
+      <w:pPr>
+        <w:pStyle w:val="PlainText"/>
+        <w:rPr>
+          <w:rFonts w:ascii="Arial" w:hAnsi="Arial" w:cs="Arial"/>
+          <w:b/>
+          <w:bCs/>
+          <w:sz w:val="28"/>
+          <w:szCs w:val="28"/>
+        </w:rPr>
+      </w:pPr>
+    </w:p>
+    <w:p>
+      <w:pPr>
+        <w:pStyle w:val="PlainText"/>
+        <w:rPr>
+          <w:rFonts w:ascii="Arial" w:hAnsi="Arial" w:cs="Arial"/>
+          <w:b/>
+          <w:bCs/>
+          <w:sz w:val="28"/>
+          <w:szCs w:val="28"/>
         </w:rPr>
       </w:pPr>
     </w:p>
     <w:sectPr>
-      <w:headerReference w:type="default" r:id="rId43"/>
+      <w:headerReference w:type="default" r:id="rId47"/>
       <w:pgSz w:w="12240" w:h="15840"/>
       <w:pgMar w:top="1440" w:right="1502" w:bottom="1440" w:left="1501" w:header="720" w:footer="720" w:gutter="0"/>
       <w:cols w:space="720"/>
@@ -19323,6 +19620,29 @@
       <w:szCs w:val="24"/>
     </w:rPr>
   </w:style>
+  <w:style w:type="character" w:styleId="Hyperlink">
+    <w:name w:val="Hyperlink"/>
+    <w:basedOn w:val="DefaultParagraphFont"/>
+    <w:uiPriority w:val="99"/>
+    <w:unhideWhenUsed/>
+    <w:rsid w:val="00953785"/>
+    <w:rPr>
+      <w:color w:val="0563C1" w:themeColor="hyperlink"/>
+      <w:u w:val="single"/>
+    </w:rPr>
+  </w:style>
+  <w:style w:type="character" w:styleId="UnresolvedMention">
+    <w:name w:val="Unresolved Mention"/>
+    <w:basedOn w:val="DefaultParagraphFont"/>
+    <w:uiPriority w:val="99"/>
+    <w:semiHidden/>
+    <w:unhideWhenUsed/>
+    <w:rsid w:val="00953785"/>
+    <w:rPr>
+      <w:color w:val="605E5C"/>
+      <w:shd w:val="clear" w:color="auto" w:fill="E1DFDD"/>
+    </w:rPr>
+  </w:style>
 </w:styles>
 </file>
 
